--- a/Наладчик контрольно-измерительных приборов и автоматики/профессиональной подготовки 14919 Наладчик контрольно-измерительных приборов и автоматики/Лекции ОП.04. Электротехника и основы электроники.docx
+++ b/Наладчик контрольно-измерительных приборов и автоматики/профессиональной подготовки 14919 Наладчик контрольно-измерительных приборов и автоматики/Лекции ОП.04. Электротехника и основы электроники.docx
@@ -252,6 +252,434 @@
           <w:sz w:val="28"/>
         </w:rPr>
         <w:t>В трёхфазных цепях активная мощность определяется по формуле P = √3·Uл·Iл·cosφ. Для измерения мощности в трёхфазных цепях применяются двухэлементные или трёхэлементные ваттметры. Наладчик КИПиА настраивает преобразователи активной и реактивной мощности, проверяет схему подключения измерительных трансформаторов и калибрует каналы измерения мощности в ПЛК и SCADA-системах.</w:t>
+      </w:r>
+    </w:p>
+    <w:p/>
+    <w:tbl>
+      <w:tblPr>
+        <w:tblStyle w:val="TableGrid"/>
+        <w:tblW w:type="auto" w:w="0"/>
+        <w:tblLook w:firstColumn="1" w:firstRow="1" w:lastColumn="0" w:lastRow="0" w:noHBand="0" w:noVBand="1" w:val="04A0"/>
+      </w:tblPr>
+      <w:tblGrid>
+        <w:gridCol w:w="2160"/>
+        <w:gridCol w:w="2160"/>
+        <w:gridCol w:w="2160"/>
+        <w:gridCol w:w="2160"/>
+      </w:tblGrid>
+      <w:tr>
+        <w:tc>
+          <w:tcPr>
+            <w:tcW w:type="dxa" w:w="2160"/>
+            <w:shd w:fill="4472C4"/>
+          </w:tcPr>
+          <w:p>
+            <w:pPr>
+              <w:jc w:val="center"/>
+            </w:pPr>
+            <w:r>
+              <w:rPr>
+                <w:b/>
+                <w:color w:val="FFFFFF"/>
+                <w:sz w:val="20"/>
+              </w:rPr>
+              <w:t>Параметр</w:t>
+            </w:r>
+          </w:p>
+        </w:tc>
+        <w:tc>
+          <w:tcPr>
+            <w:tcW w:type="dxa" w:w="2160"/>
+            <w:shd w:fill="4472C4"/>
+          </w:tcPr>
+          <w:p>
+            <w:pPr>
+              <w:jc w:val="center"/>
+            </w:pPr>
+            <w:r>
+              <w:rPr>
+                <w:b/>
+                <w:color w:val="FFFFFF"/>
+                <w:sz w:val="20"/>
+              </w:rPr>
+              <w:t>Обозначение</w:t>
+            </w:r>
+          </w:p>
+        </w:tc>
+        <w:tc>
+          <w:tcPr>
+            <w:tcW w:type="dxa" w:w="2160"/>
+            <w:shd w:fill="4472C4"/>
+          </w:tcPr>
+          <w:p>
+            <w:pPr>
+              <w:jc w:val="center"/>
+            </w:pPr>
+            <w:r>
+              <w:rPr>
+                <w:b/>
+                <w:color w:val="FFFFFF"/>
+                <w:sz w:val="20"/>
+              </w:rPr>
+              <w:t>Единица измерения</w:t>
+            </w:r>
+          </w:p>
+        </w:tc>
+        <w:tc>
+          <w:tcPr>
+            <w:tcW w:type="dxa" w:w="2160"/>
+            <w:shd w:fill="4472C4"/>
+          </w:tcPr>
+          <w:p>
+            <w:pPr>
+              <w:jc w:val="center"/>
+            </w:pPr>
+            <w:r>
+              <w:rPr>
+                <w:b/>
+                <w:color w:val="FFFFFF"/>
+                <w:sz w:val="20"/>
+              </w:rPr>
+              <w:t>Формула</w:t>
+            </w:r>
+          </w:p>
+        </w:tc>
+      </w:tr>
+      <w:tr>
+        <w:tc>
+          <w:tcPr>
+            <w:tcW w:type="dxa" w:w="2160"/>
+          </w:tcPr>
+          <w:p>
+            <w:r>
+              <w:rPr>
+                <w:sz w:val="20"/>
+              </w:rPr>
+              <w:t>Напряжение</w:t>
+            </w:r>
+          </w:p>
+        </w:tc>
+        <w:tc>
+          <w:tcPr>
+            <w:tcW w:type="dxa" w:w="2160"/>
+          </w:tcPr>
+          <w:p>
+            <w:r>
+              <w:rPr>
+                <w:sz w:val="20"/>
+              </w:rPr>
+              <w:t>U</w:t>
+            </w:r>
+          </w:p>
+        </w:tc>
+        <w:tc>
+          <w:tcPr>
+            <w:tcW w:type="dxa" w:w="2160"/>
+          </w:tcPr>
+          <w:p>
+            <w:r>
+              <w:rPr>
+                <w:sz w:val="20"/>
+              </w:rPr>
+              <w:t>В (Вольт)</w:t>
+            </w:r>
+          </w:p>
+        </w:tc>
+        <w:tc>
+          <w:tcPr>
+            <w:tcW w:type="dxa" w:w="2160"/>
+          </w:tcPr>
+          <w:p>
+            <w:r>
+              <w:rPr>
+                <w:sz w:val="20"/>
+              </w:rPr>
+              <w:t>U = I·R</w:t>
+            </w:r>
+          </w:p>
+        </w:tc>
+      </w:tr>
+      <w:tr>
+        <w:tc>
+          <w:tcPr>
+            <w:tcW w:type="dxa" w:w="2160"/>
+          </w:tcPr>
+          <w:p>
+            <w:r>
+              <w:rPr>
+                <w:sz w:val="20"/>
+              </w:rPr>
+              <w:t>Сила тока</w:t>
+            </w:r>
+          </w:p>
+        </w:tc>
+        <w:tc>
+          <w:tcPr>
+            <w:tcW w:type="dxa" w:w="2160"/>
+          </w:tcPr>
+          <w:p>
+            <w:r>
+              <w:rPr>
+                <w:sz w:val="20"/>
+              </w:rPr>
+              <w:t>I</w:t>
+            </w:r>
+          </w:p>
+        </w:tc>
+        <w:tc>
+          <w:tcPr>
+            <w:tcW w:type="dxa" w:w="2160"/>
+          </w:tcPr>
+          <w:p>
+            <w:r>
+              <w:rPr>
+                <w:sz w:val="20"/>
+              </w:rPr>
+              <w:t>А (Ампер)</w:t>
+            </w:r>
+          </w:p>
+        </w:tc>
+        <w:tc>
+          <w:tcPr>
+            <w:tcW w:type="dxa" w:w="2160"/>
+          </w:tcPr>
+          <w:p>
+            <w:r>
+              <w:rPr>
+                <w:sz w:val="20"/>
+              </w:rPr>
+              <w:t>I = U/R</w:t>
+            </w:r>
+          </w:p>
+        </w:tc>
+      </w:tr>
+      <w:tr>
+        <w:tc>
+          <w:tcPr>
+            <w:tcW w:type="dxa" w:w="2160"/>
+          </w:tcPr>
+          <w:p>
+            <w:r>
+              <w:rPr>
+                <w:sz w:val="20"/>
+              </w:rPr>
+              <w:t>Сопротивление</w:t>
+            </w:r>
+          </w:p>
+        </w:tc>
+        <w:tc>
+          <w:tcPr>
+            <w:tcW w:type="dxa" w:w="2160"/>
+          </w:tcPr>
+          <w:p>
+            <w:r>
+              <w:rPr>
+                <w:sz w:val="20"/>
+              </w:rPr>
+              <w:t>R</w:t>
+            </w:r>
+          </w:p>
+        </w:tc>
+        <w:tc>
+          <w:tcPr>
+            <w:tcW w:type="dxa" w:w="2160"/>
+          </w:tcPr>
+          <w:p>
+            <w:r>
+              <w:rPr>
+                <w:sz w:val="20"/>
+              </w:rPr>
+              <w:t>Ом</w:t>
+            </w:r>
+          </w:p>
+        </w:tc>
+        <w:tc>
+          <w:tcPr>
+            <w:tcW w:type="dxa" w:w="2160"/>
+          </w:tcPr>
+          <w:p>
+            <w:r>
+              <w:rPr>
+                <w:sz w:val="20"/>
+              </w:rPr>
+              <w:t>R = U/I</w:t>
+            </w:r>
+          </w:p>
+        </w:tc>
+      </w:tr>
+      <w:tr>
+        <w:tc>
+          <w:tcPr>
+            <w:tcW w:type="dxa" w:w="2160"/>
+          </w:tcPr>
+          <w:p>
+            <w:r>
+              <w:rPr>
+                <w:sz w:val="20"/>
+              </w:rPr>
+              <w:t>Мощность</w:t>
+            </w:r>
+          </w:p>
+        </w:tc>
+        <w:tc>
+          <w:tcPr>
+            <w:tcW w:type="dxa" w:w="2160"/>
+          </w:tcPr>
+          <w:p>
+            <w:r>
+              <w:rPr>
+                <w:sz w:val="20"/>
+              </w:rPr>
+              <w:t>P</w:t>
+            </w:r>
+          </w:p>
+        </w:tc>
+        <w:tc>
+          <w:tcPr>
+            <w:tcW w:type="dxa" w:w="2160"/>
+          </w:tcPr>
+          <w:p>
+            <w:r>
+              <w:rPr>
+                <w:sz w:val="20"/>
+              </w:rPr>
+              <w:t>Вт</w:t>
+            </w:r>
+          </w:p>
+        </w:tc>
+        <w:tc>
+          <w:tcPr>
+            <w:tcW w:type="dxa" w:w="2160"/>
+          </w:tcPr>
+          <w:p>
+            <w:r>
+              <w:rPr>
+                <w:sz w:val="20"/>
+              </w:rPr>
+              <w:t>P = U·I</w:t>
+            </w:r>
+          </w:p>
+        </w:tc>
+      </w:tr>
+      <w:tr>
+        <w:tc>
+          <w:tcPr>
+            <w:tcW w:type="dxa" w:w="2160"/>
+          </w:tcPr>
+          <w:p>
+            <w:r>
+              <w:rPr>
+                <w:sz w:val="20"/>
+              </w:rPr>
+              <w:t>Ёмкость</w:t>
+            </w:r>
+          </w:p>
+        </w:tc>
+        <w:tc>
+          <w:tcPr>
+            <w:tcW w:type="dxa" w:w="2160"/>
+          </w:tcPr>
+          <w:p>
+            <w:r>
+              <w:rPr>
+                <w:sz w:val="20"/>
+              </w:rPr>
+              <w:t>C</w:t>
+            </w:r>
+          </w:p>
+        </w:tc>
+        <w:tc>
+          <w:tcPr>
+            <w:tcW w:type="dxa" w:w="2160"/>
+          </w:tcPr>
+          <w:p>
+            <w:r>
+              <w:rPr>
+                <w:sz w:val="20"/>
+              </w:rPr>
+              <w:t>Ф (Фарад)</w:t>
+            </w:r>
+          </w:p>
+        </w:tc>
+        <w:tc>
+          <w:tcPr>
+            <w:tcW w:type="dxa" w:w="2160"/>
+          </w:tcPr>
+          <w:p>
+            <w:r>
+              <w:rPr>
+                <w:sz w:val="20"/>
+              </w:rPr>
+              <w:t>C = Q/U</w:t>
+            </w:r>
+          </w:p>
+        </w:tc>
+      </w:tr>
+      <w:tr>
+        <w:tc>
+          <w:tcPr>
+            <w:tcW w:type="dxa" w:w="2160"/>
+          </w:tcPr>
+          <w:p>
+            <w:r>
+              <w:rPr>
+                <w:sz w:val="20"/>
+              </w:rPr>
+              <w:t>Индуктивность</w:t>
+            </w:r>
+          </w:p>
+        </w:tc>
+        <w:tc>
+          <w:tcPr>
+            <w:tcW w:type="dxa" w:w="2160"/>
+          </w:tcPr>
+          <w:p>
+            <w:r>
+              <w:rPr>
+                <w:sz w:val="20"/>
+              </w:rPr>
+              <w:t>L</w:t>
+            </w:r>
+          </w:p>
+        </w:tc>
+        <w:tc>
+          <w:tcPr>
+            <w:tcW w:type="dxa" w:w="2160"/>
+          </w:tcPr>
+          <w:p>
+            <w:r>
+              <w:rPr>
+                <w:sz w:val="20"/>
+              </w:rPr>
+              <w:t>Гн (Генри)</w:t>
+            </w:r>
+          </w:p>
+        </w:tc>
+        <w:tc>
+          <w:tcPr>
+            <w:tcW w:type="dxa" w:w="2160"/>
+          </w:tcPr>
+          <w:p>
+            <w:r>
+              <w:rPr>
+                <w:sz w:val="20"/>
+              </w:rPr>
+              <w:t>L = Φ/I</w:t>
+            </w:r>
+          </w:p>
+        </w:tc>
+      </w:tr>
+    </w:tbl>
+    <w:p>
+      <w:pPr>
+        <w:jc w:val="center"/>
+      </w:pPr>
+      <w:r>
+        <w:rPr>
+          <w:i/>
+          <w:sz w:val="18"/>
+        </w:rPr>
+        <w:t>Таблица 1. Основные электрические параметры и их соотношения</w:t>
       </w:r>
     </w:p>
     <w:p>
@@ -861,6 +1289,7 @@
         <w:t>Процедура калибровки канала тока: на первичную обмотку ТТ подаётся калиброванный ток (например, 50%, 100% номинального), на вторичной обмотке измеряется ток и сравнивается с ожидаемым значением. Сигнал с нормирующего преобразователя проверяется на входе ПЛК. Показания на экране SCADA сравниваются с эталонным значением. Погрешность канала не должна превышать сумму погрешностей всех звеньев: ТТ, преобразователя, АЦП.</w:t>
       </w:r>
     </w:p>
+    <w:p/>
     <w:p>
       <w:pPr>
         <w:spacing w:after="40" w:line="360" w:lineRule="auto"/>
@@ -874,6 +1303,485 @@
           <w:sz w:val="28"/>
         </w:rPr>
         <w:t>При наладке каналов мощности проверяется правильность схемы подключения: совпадение фаз тока и напряжения, правильность полярности ТТ и ТН. Для трёхфазных цепей мощности используется метод двух ваттметров или трёх ваттметров. Наладчик проверяет показания на всех диапазонах нагрузки и при различных коэффициентах мощности (cosφ = 1,0; 0,5 инд.; 0,5 ёмк.). Результаты калибровки заносятся в протокол наладки.</w:t>
+      </w:r>
+    </w:p>
+    <w:tbl>
+      <w:tblPr>
+        <w:tblStyle w:val="TableGrid"/>
+        <w:tblW w:type="auto" w:w="0"/>
+        <w:tblLook w:firstColumn="1" w:firstRow="1" w:lastColumn="0" w:lastRow="0" w:noHBand="0" w:noVBand="1" w:val="04A0"/>
+      </w:tblPr>
+      <w:tblGrid>
+        <w:gridCol w:w="2160"/>
+        <w:gridCol w:w="2160"/>
+        <w:gridCol w:w="2160"/>
+        <w:gridCol w:w="2160"/>
+      </w:tblGrid>
+      <w:tr>
+        <w:tc>
+          <w:tcPr>
+            <w:tcW w:type="dxa" w:w="2160"/>
+            <w:shd w:fill="4472C4"/>
+          </w:tcPr>
+          <w:p>
+            <w:pPr>
+              <w:jc w:val="center"/>
+            </w:pPr>
+            <w:r>
+              <w:rPr>
+                <w:b/>
+                <w:color w:val="FFFFFF"/>
+                <w:sz w:val="20"/>
+              </w:rPr>
+              <w:t>Элемент</w:t>
+            </w:r>
+          </w:p>
+        </w:tc>
+        <w:tc>
+          <w:tcPr>
+            <w:tcW w:type="dxa" w:w="2160"/>
+            <w:shd w:fill="4472C4"/>
+          </w:tcPr>
+          <w:p>
+            <w:pPr>
+              <w:jc w:val="center"/>
+            </w:pPr>
+            <w:r>
+              <w:rPr>
+                <w:b/>
+                <w:color w:val="FFFFFF"/>
+                <w:sz w:val="20"/>
+              </w:rPr>
+              <w:t>Обозначение на схеме</w:t>
+            </w:r>
+          </w:p>
+        </w:tc>
+        <w:tc>
+          <w:tcPr>
+            <w:tcW w:type="dxa" w:w="2160"/>
+            <w:shd w:fill="4472C4"/>
+          </w:tcPr>
+          <w:p>
+            <w:pPr>
+              <w:jc w:val="center"/>
+            </w:pPr>
+            <w:r>
+              <w:rPr>
+                <w:b/>
+                <w:color w:val="FFFFFF"/>
+                <w:sz w:val="20"/>
+              </w:rPr>
+              <w:t>Характеристика</w:t>
+            </w:r>
+          </w:p>
+        </w:tc>
+        <w:tc>
+          <w:tcPr>
+            <w:tcW w:type="dxa" w:w="2160"/>
+            <w:shd w:fill="4472C4"/>
+          </w:tcPr>
+          <w:p>
+            <w:pPr>
+              <w:jc w:val="center"/>
+            </w:pPr>
+            <w:r>
+              <w:rPr>
+                <w:b/>
+                <w:color w:val="FFFFFF"/>
+                <w:sz w:val="20"/>
+              </w:rPr>
+              <w:t>Применение в КИПиА</w:t>
+            </w:r>
+          </w:p>
+        </w:tc>
+      </w:tr>
+      <w:tr>
+        <w:tc>
+          <w:tcPr>
+            <w:tcW w:type="dxa" w:w="2160"/>
+          </w:tcPr>
+          <w:p>
+            <w:r>
+              <w:rPr>
+                <w:sz w:val="20"/>
+              </w:rPr>
+              <w:t>Диод</w:t>
+            </w:r>
+          </w:p>
+        </w:tc>
+        <w:tc>
+          <w:tcPr>
+            <w:tcW w:type="dxa" w:w="2160"/>
+          </w:tcPr>
+          <w:p>
+            <w:r>
+              <w:rPr>
+                <w:sz w:val="20"/>
+              </w:rPr>
+              <w:t>VD</w:t>
+            </w:r>
+          </w:p>
+        </w:tc>
+        <w:tc>
+          <w:tcPr>
+            <w:tcW w:type="dxa" w:w="2160"/>
+          </w:tcPr>
+          <w:p>
+            <w:r>
+              <w:rPr>
+                <w:sz w:val="20"/>
+              </w:rPr>
+              <w:t>Односторонняя проводимость</w:t>
+            </w:r>
+          </w:p>
+        </w:tc>
+        <w:tc>
+          <w:tcPr>
+            <w:tcW w:type="dxa" w:w="2160"/>
+          </w:tcPr>
+          <w:p>
+            <w:r>
+              <w:rPr>
+                <w:sz w:val="20"/>
+              </w:rPr>
+              <w:t>Выпрямители, защита от обратной полярности</w:t>
+            </w:r>
+          </w:p>
+        </w:tc>
+      </w:tr>
+      <w:tr>
+        <w:tc>
+          <w:tcPr>
+            <w:tcW w:type="dxa" w:w="2160"/>
+          </w:tcPr>
+          <w:p>
+            <w:r>
+              <w:rPr>
+                <w:sz w:val="20"/>
+              </w:rPr>
+              <w:t>Стабилитрон</w:t>
+            </w:r>
+          </w:p>
+        </w:tc>
+        <w:tc>
+          <w:tcPr>
+            <w:tcW w:type="dxa" w:w="2160"/>
+          </w:tcPr>
+          <w:p>
+            <w:r>
+              <w:rPr>
+                <w:sz w:val="20"/>
+              </w:rPr>
+              <w:t>VD</w:t>
+            </w:r>
+          </w:p>
+        </w:tc>
+        <w:tc>
+          <w:tcPr>
+            <w:tcW w:type="dxa" w:w="2160"/>
+          </w:tcPr>
+          <w:p>
+            <w:r>
+              <w:rPr>
+                <w:sz w:val="20"/>
+              </w:rPr>
+              <w:t>Стабилизация напряжения</w:t>
+            </w:r>
+          </w:p>
+        </w:tc>
+        <w:tc>
+          <w:tcPr>
+            <w:tcW w:type="dxa" w:w="2160"/>
+          </w:tcPr>
+          <w:p>
+            <w:r>
+              <w:rPr>
+                <w:sz w:val="20"/>
+              </w:rPr>
+              <w:t>Стабилизаторы питания датчиков</w:t>
+            </w:r>
+          </w:p>
+        </w:tc>
+      </w:tr>
+      <w:tr>
+        <w:tc>
+          <w:tcPr>
+            <w:tcW w:type="dxa" w:w="2160"/>
+          </w:tcPr>
+          <w:p>
+            <w:r>
+              <w:rPr>
+                <w:sz w:val="20"/>
+              </w:rPr>
+              <w:t>Транзистор биполярный</w:t>
+            </w:r>
+          </w:p>
+        </w:tc>
+        <w:tc>
+          <w:tcPr>
+            <w:tcW w:type="dxa" w:w="2160"/>
+          </w:tcPr>
+          <w:p>
+            <w:r>
+              <w:rPr>
+                <w:sz w:val="20"/>
+              </w:rPr>
+              <w:t>VT</w:t>
+            </w:r>
+          </w:p>
+        </w:tc>
+        <w:tc>
+          <w:tcPr>
+            <w:tcW w:type="dxa" w:w="2160"/>
+          </w:tcPr>
+          <w:p>
+            <w:r>
+              <w:rPr>
+                <w:sz w:val="20"/>
+              </w:rPr>
+              <w:t>Усилительный элемент</w:t>
+            </w:r>
+          </w:p>
+        </w:tc>
+        <w:tc>
+          <w:tcPr>
+            <w:tcW w:type="dxa" w:w="2160"/>
+          </w:tcPr>
+          <w:p>
+            <w:r>
+              <w:rPr>
+                <w:sz w:val="20"/>
+              </w:rPr>
+              <w:t>Усилители сигналов датчиков</w:t>
+            </w:r>
+          </w:p>
+        </w:tc>
+      </w:tr>
+      <w:tr>
+        <w:tc>
+          <w:tcPr>
+            <w:tcW w:type="dxa" w:w="2160"/>
+          </w:tcPr>
+          <w:p>
+            <w:r>
+              <w:rPr>
+                <w:sz w:val="20"/>
+              </w:rPr>
+              <w:t>Тиристор</w:t>
+            </w:r>
+          </w:p>
+        </w:tc>
+        <w:tc>
+          <w:tcPr>
+            <w:tcW w:type="dxa" w:w="2160"/>
+          </w:tcPr>
+          <w:p>
+            <w:r>
+              <w:rPr>
+                <w:sz w:val="20"/>
+              </w:rPr>
+              <w:t>VS</w:t>
+            </w:r>
+          </w:p>
+        </w:tc>
+        <w:tc>
+          <w:tcPr>
+            <w:tcW w:type="dxa" w:w="2160"/>
+          </w:tcPr>
+          <w:p>
+            <w:r>
+              <w:rPr>
+                <w:sz w:val="20"/>
+              </w:rPr>
+              <w:t>Управляемый ключ</w:t>
+            </w:r>
+          </w:p>
+        </w:tc>
+        <w:tc>
+          <w:tcPr>
+            <w:tcW w:type="dxa" w:w="2160"/>
+          </w:tcPr>
+          <w:p>
+            <w:r>
+              <w:rPr>
+                <w:sz w:val="20"/>
+              </w:rPr>
+              <w:t>Схемы управления нагревателями</w:t>
+            </w:r>
+          </w:p>
+        </w:tc>
+      </w:tr>
+      <w:tr>
+        <w:tc>
+          <w:tcPr>
+            <w:tcW w:type="dxa" w:w="2160"/>
+          </w:tcPr>
+          <w:p>
+            <w:r>
+              <w:rPr>
+                <w:sz w:val="20"/>
+              </w:rPr>
+              <w:t>Оптрон</w:t>
+            </w:r>
+          </w:p>
+        </w:tc>
+        <w:tc>
+          <w:tcPr>
+            <w:tcW w:type="dxa" w:w="2160"/>
+          </w:tcPr>
+          <w:p>
+            <w:r>
+              <w:rPr>
+                <w:sz w:val="20"/>
+              </w:rPr>
+              <w:t>U</w:t>
+            </w:r>
+          </w:p>
+        </w:tc>
+        <w:tc>
+          <w:tcPr>
+            <w:tcW w:type="dxa" w:w="2160"/>
+          </w:tcPr>
+          <w:p>
+            <w:r>
+              <w:rPr>
+                <w:sz w:val="20"/>
+              </w:rPr>
+              <w:t>Гальваническая развязка</w:t>
+            </w:r>
+          </w:p>
+        </w:tc>
+        <w:tc>
+          <w:tcPr>
+            <w:tcW w:type="dxa" w:w="2160"/>
+          </w:tcPr>
+          <w:p>
+            <w:r>
+              <w:rPr>
+                <w:sz w:val="20"/>
+              </w:rPr>
+              <w:t>Изоляция цепей управления КИПиА</w:t>
+            </w:r>
+          </w:p>
+        </w:tc>
+      </w:tr>
+      <w:tr>
+        <w:tc>
+          <w:tcPr>
+            <w:tcW w:type="dxa" w:w="2160"/>
+          </w:tcPr>
+          <w:p>
+            <w:r>
+              <w:rPr>
+                <w:sz w:val="20"/>
+              </w:rPr>
+              <w:t>Светодиод</w:t>
+            </w:r>
+          </w:p>
+        </w:tc>
+        <w:tc>
+          <w:tcPr>
+            <w:tcW w:type="dxa" w:w="2160"/>
+          </w:tcPr>
+          <w:p>
+            <w:r>
+              <w:rPr>
+                <w:sz w:val="20"/>
+              </w:rPr>
+              <w:t>HL</w:t>
+            </w:r>
+          </w:p>
+        </w:tc>
+        <w:tc>
+          <w:tcPr>
+            <w:tcW w:type="dxa" w:w="2160"/>
+          </w:tcPr>
+          <w:p>
+            <w:r>
+              <w:rPr>
+                <w:sz w:val="20"/>
+              </w:rPr>
+              <w:t>Индикация</w:t>
+            </w:r>
+          </w:p>
+        </w:tc>
+        <w:tc>
+          <w:tcPr>
+            <w:tcW w:type="dxa" w:w="2160"/>
+          </w:tcPr>
+          <w:p>
+            <w:r>
+              <w:rPr>
+                <w:sz w:val="20"/>
+              </w:rPr>
+              <w:t>Сигнализация состояния оборудования</w:t>
+            </w:r>
+          </w:p>
+        </w:tc>
+      </w:tr>
+    </w:tbl>
+    <w:p>
+      <w:pPr>
+        <w:jc w:val="center"/>
+      </w:pPr>
+      <w:r>
+        <w:rPr>
+          <w:i/>
+          <w:sz w:val="18"/>
+        </w:rPr>
+        <w:t>Таблица 2. Полупроводниковые приборы и их применение в КИПиА</w:t>
+      </w:r>
+    </w:p>
+    <w:p/>
+    <w:p>
+      <w:pPr>
+        <w:jc w:val="center"/>
+      </w:pPr>
+      <w:r>
+        <w:drawing>
+          <wp:inline xmlns:a="http://schemas.openxmlformats.org/drawingml/2006/main" xmlns:pic="http://schemas.openxmlformats.org/drawingml/2006/picture">
+            <wp:extent cx="4572000" cy="3406815"/>
+            <wp:docPr id="2" name="Picture 2"/>
+            <wp:cNvGraphicFramePr>
+              <a:graphicFrameLocks noChangeAspect="1"/>
+            </wp:cNvGraphicFramePr>
+            <a:graphic>
+              <a:graphicData uri="http://schemas.openxmlformats.org/drawingml/2006/picture">
+                <pic:pic>
+                  <pic:nvPicPr>
+                    <pic:cNvPr id="0" name="op_04_ohms_law.png"/>
+                    <pic:cNvPicPr/>
+                  </pic:nvPicPr>
+                  <pic:blipFill>
+                    <a:blip r:embed="rId9"/>
+                    <a:stretch>
+                      <a:fillRect/>
+                    </a:stretch>
+                  </pic:blipFill>
+                  <pic:spPr>
+                    <a:xfrm>
+                      <a:off x="0" y="0"/>
+                      <a:ext cx="4572000" cy="3406815"/>
+                    </a:xfrm>
+                    <a:prstGeom prst="rect"/>
+                  </pic:spPr>
+                </pic:pic>
+              </a:graphicData>
+            </a:graphic>
+          </wp:inline>
+        </w:drawing>
+      </w:r>
+    </w:p>
+    <w:p>
+      <w:pPr>
+        <w:jc w:val="center"/>
+      </w:pPr>
+      <w:r>
+        <w:rPr>
+          <w:i/>
+          <w:sz w:val="18"/>
+        </w:rPr>
+        <w:t>Рисунок 1. Закон Ома: зависимость тока от напряжения</w:t>
       </w:r>
     </w:p>
     <w:p>
